--- a/rapports/2026-06-06/EQ28/EQ28_sup_v2/DR_061101000061/14-46-32-89.docx
+++ b/rapports/2026-06-06/EQ28/EQ28_sup_v2/DR_061101000061/14-46-32-89.docx
@@ -297,7 +297,7 @@
           <w:color w:val="1F6FEB"/>
           <w:sz w:val="22"/>
         </w:rPr>
-        <w:t>⚠ INCOHÉRENCES À CORRIGER (48)</w:t>
+        <w:t>⚠ INCOHÉRENCES À CORRIGER (45)</w:t>
       </w:r>
     </w:p>
     <w:tbl>
@@ -544,7 +544,7 @@
                 <w:color w:val="16A34A"/>
                 <w:sz w:val="16"/>
               </w:rPr>
-              <w:t>—</w:t>
+              <w:t>s01q32, s01q36, s01q38, s04q37_modif, s02q33, s02q34, s01q00b</w:t>
             </w:r>
           </w:p>
         </w:tc>
@@ -575,7 +575,7 @@
                 <w:i w:val="0"/>
                 <w:sz w:val="17"/>
               </w:rPr>
-              <w:t>Incohérence!!! seulement les écoles privées paient les frais de scolarité (y compris les frais d'inscription).</w:t>
+              <w:t>Peu probable!!! Vu l'âge (18 ans) de NENE SENE ou l'année à laquelle NENE SENE a fréquenté l'école pour la dernière fois (.) le dernier diplome de NENE SENE ne peut être le Certificat d'études primaires (CEP), prière de corriger cette incohérence ou confirmer avec le QG.</w:t>
             </w:r>
           </w:p>
         </w:tc>
@@ -634,7 +634,7 @@
                 <w:color w:val="16A34A"/>
                 <w:sz w:val="16"/>
               </w:rPr>
-              <w:t>s01q32, s01q36, s01q38, s04q37_modif, s02q33, s02q34, s01q00b</w:t>
+              <w:t>—</w:t>
             </w:r>
           </w:p>
         </w:tc>
@@ -665,7 +665,7 @@
                 <w:i w:val="0"/>
                 <w:sz w:val="17"/>
               </w:rPr>
-              <w:t>Peu probable!!! Vu l'âge (18 ans) de NENE SENE ou l'année à laquelle NENE SENE a fréquenté l'école pour la dernière fois (.) le dernier diplome de NENE SENE ne peut être le Certificat d'études primaires (CEP), prière de corriger cette incohérence ou confirmer avec le QG.</w:t>
+              <w:t>Incohérent!! Le niveau d'instruction déclaré par l'un des enfants (Primaire) au niveau de la section 1 de NDOUMBE DIENG diffère de celui donné par NDOUMBE DIENG lui-même qui affirme ne pas avoir frequenté l'école formelle.</w:t>
             </w:r>
           </w:p>
         </w:tc>
@@ -698,7 +698,7 @@
                 <w:i w:val="0"/>
                 <w:sz w:val="16"/>
               </w:rPr>
-              <w:t>S02</w:t>
+              <w:t>S11</w:t>
               <w:br/>
             </w:r>
             <w:r>
@@ -708,7 +708,7 @@
                 <w:color w:val="64748B"/>
                 <w:sz w:val="14"/>
               </w:rPr>
-              <w:t>Éducation</w:t>
+              <w:t>Logement / cadre de vie</w:t>
             </w:r>
           </w:p>
         </w:tc>
@@ -755,7 +755,7 @@
                 <w:i w:val="0"/>
                 <w:sz w:val="17"/>
               </w:rPr>
-              <w:t>Incohérent!! Le niveau d'instruction déclaré par l'un des enfants (Primaire) au niveau de la section 1 de NDOUMBE DIENG diffère de celui donné par NDOUMBE DIENG lui-même qui affirme ne pas avoir frequenté l'école formelle.</w:t>
+              <w:t>Incoherence!! Le ménage a depensé .</w:t>
             </w:r>
           </w:p>
         </w:tc>
@@ -814,7 +814,7 @@
                 <w:color w:val="16A34A"/>
                 <w:sz w:val="16"/>
               </w:rPr>
-              <w:t>—</w:t>
+              <w:t>s01q29, s01q31, s04q24, s00q04, s11q21, s09fq03, s09fq011</w:t>
             </w:r>
           </w:p>
         </w:tc>
@@ -845,7 +845,7 @@
                 <w:i w:val="0"/>
                 <w:sz w:val="17"/>
               </w:rPr>
-              <w:t>Incoherence!! Le ménage a depensé .</w:t>
+              <w:t>FCFA dans Frais de connexion au réseau de distribution d'eau mais dit ne pas être connecté à un réseau d'eau courante, prière de corriger cette incoherenceAttention!!! Les ménages vivants dans un(e) Maison Basse à KAOLACK Urbain ont généralement comme principal matériau du toit le/la Dalle en ciment, mais celui du ménage de DIAKHERE GUEYE (Autre (à préciser)) diffère de celui-ci.</w:t>
             </w:r>
           </w:p>
         </w:tc>
@@ -860,10 +860,10 @@
               <w:rPr>
                 <w:b/>
                 <w:i w:val="0"/>
-                <w:color w:val="DC2626"/>
+                <w:color w:val="EA580C"/>
                 <w:sz w:val="16"/>
               </w:rPr>
-              <w:t>Haute</w:t>
+              <w:t>Moyenne</w:t>
             </w:r>
           </w:p>
         </w:tc>
@@ -878,7 +878,7 @@
                 <w:i w:val="0"/>
                 <w:sz w:val="16"/>
               </w:rPr>
-              <w:t>S11</w:t>
+              <w:t>S00</w:t>
               <w:br/>
             </w:r>
             <w:r>
@@ -888,7 +888,7 @@
                 <w:color w:val="64748B"/>
                 <w:sz w:val="14"/>
               </w:rPr>
-              <w:t>Logement / cadre de vie</w:t>
+              <w:t>Identification</w:t>
             </w:r>
           </w:p>
         </w:tc>
@@ -904,7 +904,7 @@
                 <w:color w:val="16A34A"/>
                 <w:sz w:val="16"/>
               </w:rPr>
-              <w:t>s01q29, s01q31, s04q24, s00q04, s11q21, s09fq03, s09fq011</w:t>
+              <w:t>—</w:t>
             </w:r>
           </w:p>
         </w:tc>
@@ -935,7 +935,7 @@
                 <w:i w:val="0"/>
                 <w:sz w:val="17"/>
               </w:rPr>
-              <w:t>FCFA dans Frais de connexion au réseau de distribution d'eau mais dit ne pas être connecté à un réseau d'eau courante, prière de corriger cette incoherenceAttention!!! Les ménages vivants dans un(e) Maison Basse à KAOLACK Urbain ont généralement comme principal matériau du toit le/la Dalle en ciment, mais celui du ménage de DIAKHERE GUEYE (Autre (à préciser)) diffère de celui-ci.</w:t>
+              <w:t>Les coordonnées GPS ménage prises lors de l'enquête principale diffèrent de celles du dénombrement, êtes vous sûr d'avoir enquêté le bon ménage si non chercher le bon ménage.</w:t>
             </w:r>
           </w:p>
         </w:tc>
@@ -1025,7 +1025,7 @@
                 <w:i w:val="0"/>
                 <w:sz w:val="17"/>
               </w:rPr>
-              <w:t>Les coordonnées GPS ménage prises lors de l'enquête principale diffèrent de celles du dénombrement, êtes vous sûr d'avoir enquêté le bon ménage si non chercher le bon ménage.</w:t>
+              <w:t>L'adresse ou la localisation du ménage doit être bien renseignée, ne doit pas contenir des numéros de téléphone et elle semble courte pour être une adresse.</w:t>
             </w:r>
           </w:p>
         </w:tc>
@@ -1115,7 +1115,7 @@
                 <w:i w:val="0"/>
                 <w:sz w:val="17"/>
               </w:rPr>
-              <w:t>L'adresse ou la localisation du ménage doit être bien renseignée, ne doit pas contenir des numéros de téléphone et elle semble courte pour être une adresse.</w:t>
+              <w:t>Prière de renseigner la bonne adresse.</w:t>
             </w:r>
           </w:p>
         </w:tc>
@@ -1148,7 +1148,7 @@
                 <w:i w:val="0"/>
                 <w:sz w:val="16"/>
               </w:rPr>
-              <w:t>S00</w:t>
+              <w:t>S01</w:t>
               <w:br/>
             </w:r>
             <w:r>
@@ -1158,7 +1158,7 @@
                 <w:color w:val="64748B"/>
                 <w:sz w:val="14"/>
               </w:rPr>
-              <w:t>Identification</w:t>
+              <w:t>Démographie</w:t>
             </w:r>
           </w:p>
         </w:tc>
@@ -1205,7 +1205,7 @@
                 <w:i w:val="0"/>
                 <w:sz w:val="17"/>
               </w:rPr>
-              <w:t>Prière de renseigner la bonne adresse.</w:t>
+              <w:t>Prière de verifier l'information donnée par NENE SENE ou corriger au niveau de la section 1.</w:t>
             </w:r>
           </w:p>
         </w:tc>
@@ -1264,7 +1264,7 @@
                 <w:color w:val="16A34A"/>
                 <w:sz w:val="16"/>
               </w:rPr>
-              <w:t>—</w:t>
+              <w:t>s01q10_1</w:t>
             </w:r>
           </w:p>
         </w:tc>
@@ -1295,277 +1295,7 @@
                 <w:i w:val="0"/>
                 <w:sz w:val="17"/>
               </w:rPr>
-              <w:t>Prière de verifier l'information donnée par NENE SENE ou corriger au niveau de la section 1.</w:t>
-            </w:r>
-          </w:p>
-        </w:tc>
-      </w:tr>
-      <w:tr>
-        <w:tc>
-          <w:tcPr>
-            <w:tcW w:type="dxa" w:w="964"/>
-          </w:tcPr>
-          <w:p>
-            <w:r>
-              <w:rPr>
-                <w:b/>
-                <w:i w:val="0"/>
-                <w:color w:val="EA580C"/>
-                <w:sz w:val="16"/>
-              </w:rPr>
-              <w:t>Moyenne</w:t>
-            </w:r>
-          </w:p>
-        </w:tc>
-        <w:tc>
-          <w:tcPr>
-            <w:tcW w:type="dxa" w:w="1247"/>
-          </w:tcPr>
-          <w:p>
-            <w:r>
-              <w:rPr>
-                <w:b/>
-                <w:i w:val="0"/>
-                <w:sz w:val="16"/>
-              </w:rPr>
-              <w:t>S01</w:t>
-              <w:br/>
-            </w:r>
-            <w:r>
-              <w:rPr>
-                <w:b w:val="0"/>
-                <w:i w:val="0"/>
-                <w:color w:val="64748B"/>
-                <w:sz w:val="14"/>
-              </w:rPr>
-              <w:t>Démographie</w:t>
-            </w:r>
-          </w:p>
-        </w:tc>
-        <w:tc>
-          <w:tcPr>
-            <w:tcW w:type="dxa" w:w="1531"/>
-          </w:tcPr>
-          <w:p>
-            <w:r>
-              <w:rPr>
-                <w:b/>
-                <w:i w:val="0"/>
-                <w:color w:val="16A34A"/>
-                <w:sz w:val="16"/>
-              </w:rPr>
-              <w:t>s00q27, s01q03a, s01q03b, s01q03c, s01q00b</w:t>
-            </w:r>
-          </w:p>
-        </w:tc>
-        <w:tc>
-          <w:tcPr>
-            <w:tcW w:type="dxa" w:w="1191"/>
-          </w:tcPr>
-          <w:p>
-            <w:r>
-              <w:rPr>
-                <w:b w:val="0"/>
-                <w:i w:val="0"/>
-                <w:color w:val="64748B"/>
-                <w:sz w:val="16"/>
-              </w:rPr>
-              <w:t>GT-CQ</w:t>
-            </w:r>
-          </w:p>
-        </w:tc>
-        <w:tc>
-          <w:tcPr>
-            <w:tcW w:type="dxa" w:w="4706"/>
-          </w:tcPr>
-          <w:p>
-            <w:r>
-              <w:rPr>
-                <w:b w:val="0"/>
-                <w:i w:val="0"/>
-                <w:sz w:val="17"/>
-              </w:rPr>
-              <w:t>Les informations sur l'acte de naissance (ni Jours, ni mois et ni années) de  MANAME DIENG  manquent, s'il vous plait pouvez-vous fournir d'effort pour avoir ces informations.</w:t>
-            </w:r>
-          </w:p>
-        </w:tc>
-      </w:tr>
-      <w:tr>
-        <w:tc>
-          <w:tcPr>
-            <w:tcW w:type="dxa" w:w="964"/>
-          </w:tcPr>
-          <w:p>
-            <w:r>
-              <w:rPr>
-                <w:b/>
-                <w:i w:val="0"/>
-                <w:color w:val="EA580C"/>
-                <w:sz w:val="16"/>
-              </w:rPr>
-              <w:t>Moyenne</w:t>
-            </w:r>
-          </w:p>
-        </w:tc>
-        <w:tc>
-          <w:tcPr>
-            <w:tcW w:type="dxa" w:w="1247"/>
-          </w:tcPr>
-          <w:p>
-            <w:r>
-              <w:rPr>
-                <w:b/>
-                <w:i w:val="0"/>
-                <w:sz w:val="16"/>
-              </w:rPr>
-              <w:t>S01</w:t>
-              <w:br/>
-            </w:r>
-            <w:r>
-              <w:rPr>
-                <w:b w:val="0"/>
-                <w:i w:val="0"/>
-                <w:color w:val="64748B"/>
-                <w:sz w:val="14"/>
-              </w:rPr>
-              <w:t>Démographie</w:t>
-            </w:r>
-          </w:p>
-        </w:tc>
-        <w:tc>
-          <w:tcPr>
-            <w:tcW w:type="dxa" w:w="1531"/>
-          </w:tcPr>
-          <w:p>
-            <w:r>
-              <w:rPr>
-                <w:b/>
-                <w:i w:val="0"/>
-                <w:color w:val="16A34A"/>
-                <w:sz w:val="16"/>
-              </w:rPr>
-              <w:t>s01q10_1</w:t>
-            </w:r>
-          </w:p>
-        </w:tc>
-        <w:tc>
-          <w:tcPr>
-            <w:tcW w:type="dxa" w:w="1191"/>
-          </w:tcPr>
-          <w:p>
-            <w:r>
-              <w:rPr>
-                <w:b w:val="0"/>
-                <w:i w:val="0"/>
-                <w:color w:val="64748B"/>
-                <w:sz w:val="16"/>
-              </w:rPr>
-              <w:t>GT-CQ</w:t>
-            </w:r>
-          </w:p>
-        </w:tc>
-        <w:tc>
-          <w:tcPr>
-            <w:tcW w:type="dxa" w:w="4706"/>
-          </w:tcPr>
-          <w:p>
-            <w:r>
-              <w:rPr>
-                <w:b w:val="0"/>
-                <w:i w:val="0"/>
-                <w:sz w:val="17"/>
-              </w:rPr>
               <w:t>La taille du ménage lors de l'enquête principale (5) de ce ménage est inférieur à la taille du denombrement (10), prière de fournir des explications concrètes ou aller revisiter le ménage.</w:t>
-            </w:r>
-          </w:p>
-        </w:tc>
-      </w:tr>
-      <w:tr>
-        <w:tc>
-          <w:tcPr>
-            <w:tcW w:type="dxa" w:w="964"/>
-          </w:tcPr>
-          <w:p>
-            <w:r>
-              <w:rPr>
-                <w:b/>
-                <w:i w:val="0"/>
-                <w:color w:val="EA580C"/>
-                <w:sz w:val="16"/>
-              </w:rPr>
-              <w:t>Moyenne</w:t>
-            </w:r>
-          </w:p>
-        </w:tc>
-        <w:tc>
-          <w:tcPr>
-            <w:tcW w:type="dxa" w:w="1247"/>
-          </w:tcPr>
-          <w:p>
-            <w:r>
-              <w:rPr>
-                <w:b/>
-                <w:i w:val="0"/>
-                <w:sz w:val="16"/>
-              </w:rPr>
-              <w:t>S02</w:t>
-              <w:br/>
-            </w:r>
-            <w:r>
-              <w:rPr>
-                <w:b w:val="0"/>
-                <w:i w:val="0"/>
-                <w:color w:val="64748B"/>
-                <w:sz w:val="14"/>
-              </w:rPr>
-              <w:t>Éducation</w:t>
-            </w:r>
-          </w:p>
-        </w:tc>
-        <w:tc>
-          <w:tcPr>
-            <w:tcW w:type="dxa" w:w="1531"/>
-          </w:tcPr>
-          <w:p>
-            <w:r>
-              <w:rPr>
-                <w:b/>
-                <w:i w:val="0"/>
-                <w:color w:val="16A34A"/>
-                <w:sz w:val="16"/>
-              </w:rPr>
-              <w:t>—</w:t>
-            </w:r>
-          </w:p>
-        </w:tc>
-        <w:tc>
-          <w:tcPr>
-            <w:tcW w:type="dxa" w:w="1191"/>
-          </w:tcPr>
-          <w:p>
-            <w:r>
-              <w:rPr>
-                <w:b w:val="0"/>
-                <w:i w:val="0"/>
-                <w:color w:val="64748B"/>
-                <w:sz w:val="16"/>
-              </w:rPr>
-              <w:t>GT-CQ</w:t>
-            </w:r>
-          </w:p>
-        </w:tc>
-        <w:tc>
-          <w:tcPr>
-            <w:tcW w:type="dxa" w:w="4706"/>
-          </w:tcPr>
-          <w:p>
-            <w:r>
-              <w:rPr>
-                <w:b w:val="0"/>
-                <w:i w:val="0"/>
-                <w:sz w:val="17"/>
-              </w:rPr>
-              <w:t>veuillez, s'il vous plait, confirmer les frais de scolarité ( 5000 FCFA) payée de NENE SENE avec le QG ou apporter les corrections nécessaires.</w:t>
             </w:r>
           </w:p>
         </w:tc>
